--- a/Transfer Learning.docx
+++ b/Transfer Learning.docx
@@ -19,37 +19,6 @@
     </w:p>
     <w:p>
       <w:pPr>
-        <w:pStyle w:val="Subtitle"/>
-        <w:jc w:val="center"/>
-        <w:rPr>
-          <w:sz w:val="24"/>
-          <w:szCs w:val="24"/>
-        </w:rPr>
-      </w:pPr>
-      <w:r>
-        <w:rPr>
-          <w:sz w:val="24"/>
-          <w:szCs w:val="24"/>
-        </w:rPr>
-        <w:t>Team: Alpha Neurons</w:t>
-      </w:r>
-      <w:r>
-        <w:rPr>
-          <w:sz w:val="24"/>
-          <w:szCs w:val="24"/>
-        </w:rPr>
-        <w:t xml:space="preserve"> </w:t>
-      </w:r>
-      <w:r>
-        <w:rPr>
-          <w:sz w:val="24"/>
-          <w:szCs w:val="24"/>
-        </w:rPr>
-        <w:t>[Sonal Shreya, Sumit Kumar Singh]</w:t>
-      </w:r>
-    </w:p>
-    <w:p>
-      <w:pPr>
         <w:pStyle w:val="Heading2"/>
         <w:rPr>
           <w:rFonts w:ascii="Times New Roman" w:hAnsi="Times New Roman" w:cs="Times New Roman"/>
@@ -101,21 +70,7 @@
         <w:rPr>
           <w:rFonts w:ascii="Times New Roman" w:hAnsi="Times New Roman" w:cs="Times New Roman"/>
         </w:rPr>
-        <w:t xml:space="preserve"> we are going to study the transfer learning process that uses the pretrained CNN models like </w:t>
-      </w:r>
-      <w:proofErr w:type="spellStart"/>
-      <w:r>
-        <w:rPr>
-          <w:rFonts w:ascii="Times New Roman" w:hAnsi="Times New Roman" w:cs="Times New Roman"/>
-        </w:rPr>
-        <w:t>ResNet</w:t>
-      </w:r>
-      <w:proofErr w:type="spellEnd"/>
-      <w:r>
-        <w:rPr>
-          <w:rFonts w:ascii="Times New Roman" w:hAnsi="Times New Roman" w:cs="Times New Roman"/>
-        </w:rPr>
-        <w:t xml:space="preserve"> for </w:t>
+        <w:t xml:space="preserve"> we are going to study the transfer learning process that uses the pretrained CNN models like ResNet for </w:t>
       </w:r>
       <w:r>
         <w:rPr>
@@ -355,25 +310,7 @@
           <w:kern w:val="0"/>
           <w14:ligatures w14:val="none"/>
         </w:rPr>
-        <w:t xml:space="preserve">: Resizes images to 224x224 pixels to match the input size expected by </w:t>
-      </w:r>
-      <w:proofErr w:type="spellStart"/>
-      <w:r>
-        <w:rPr>
-          <w:rFonts w:ascii="Times New Roman" w:eastAsia="Times New Roman" w:hAnsi="Times New Roman" w:cs="Times New Roman"/>
-          <w:kern w:val="0"/>
-          <w14:ligatures w14:val="none"/>
-        </w:rPr>
-        <w:t>ResNet</w:t>
-      </w:r>
-      <w:proofErr w:type="spellEnd"/>
-      <w:r>
-        <w:rPr>
-          <w:rFonts w:ascii="Times New Roman" w:eastAsia="Times New Roman" w:hAnsi="Times New Roman" w:cs="Times New Roman"/>
-          <w:kern w:val="0"/>
-          <w14:ligatures w14:val="none"/>
-        </w:rPr>
-        <w:t xml:space="preserve"> models.</w:t>
+        <w:t>: Resizes images to 224x224 pixels to match the input size expected by ResNet models.</w:t>
       </w:r>
     </w:p>
     <w:p>
@@ -446,25 +383,7 @@
           <w:kern w:val="0"/>
           <w14:ligatures w14:val="none"/>
         </w:rPr>
-        <w:t xml:space="preserve">: Randomly </w:t>
-      </w:r>
-      <w:proofErr w:type="gramStart"/>
-      <w:r>
-        <w:rPr>
-          <w:rFonts w:ascii="Times New Roman" w:eastAsia="Times New Roman" w:hAnsi="Times New Roman" w:cs="Times New Roman"/>
-          <w:kern w:val="0"/>
-          <w14:ligatures w14:val="none"/>
-        </w:rPr>
-        <w:t>flips images</w:t>
-      </w:r>
-      <w:proofErr w:type="gramEnd"/>
-      <w:r>
-        <w:rPr>
-          <w:rFonts w:ascii="Times New Roman" w:eastAsia="Times New Roman" w:hAnsi="Times New Roman" w:cs="Times New Roman"/>
-          <w:kern w:val="0"/>
-          <w14:ligatures w14:val="none"/>
-        </w:rPr>
-        <w:t xml:space="preserve"> horizontally for data augmentation, helping the model generalize better.</w:t>
+        <w:t>: Randomly flips images horizontally for data augmentation, helping the model generalize better.</w:t>
       </w:r>
     </w:p>
     <w:p>
@@ -570,25 +489,7 @@
           <w:kern w:val="0"/>
           <w14:ligatures w14:val="none"/>
         </w:rPr>
-        <w:t xml:space="preserve">: Converts images to </w:t>
-      </w:r>
-      <w:proofErr w:type="spellStart"/>
-      <w:r>
-        <w:rPr>
-          <w:rFonts w:ascii="Times New Roman" w:eastAsia="Times New Roman" w:hAnsi="Times New Roman" w:cs="Times New Roman"/>
-          <w:kern w:val="0"/>
-          <w14:ligatures w14:val="none"/>
-        </w:rPr>
-        <w:t>PyTorch</w:t>
-      </w:r>
-      <w:proofErr w:type="spellEnd"/>
-      <w:r>
-        <w:rPr>
-          <w:rFonts w:ascii="Times New Roman" w:eastAsia="Times New Roman" w:hAnsi="Times New Roman" w:cs="Times New Roman"/>
-          <w:kern w:val="0"/>
-          <w14:ligatures w14:val="none"/>
-        </w:rPr>
-        <w:t xml:space="preserve"> tensors and normalizes pixel values based on ImageNet’s mean and standard deviation to match the pre-trained model's training conditions.</w:t>
+        <w:t>: Converts images to PyTorch tensors and normalizes pixel values based on ImageNet’s mean and standard deviation to match the pre-trained model's training conditions.</w:t>
       </w:r>
     </w:p>
     <w:p>
@@ -724,20 +625,20 @@
           <w:b/>
           <w:bCs/>
         </w:rPr>
+        <w:t>Fine-Tune Epoch [5/5] - Loss: 0.7794, Accuracy: 77.95%, F1-score: 0.7787</w:t>
+      </w:r>
+    </w:p>
+    <w:p>
+      <w:pPr>
+        <w:rPr>
+          <w:rFonts w:ascii="Times New Roman" w:hAnsi="Times New Roman" w:cs="Times New Roman"/>
+        </w:rPr>
+      </w:pPr>
+      <w:r>
+        <w:rPr>
+          <w:rFonts w:ascii="Times New Roman" w:hAnsi="Times New Roman" w:cs="Times New Roman"/>
+        </w:rPr>
         <w:lastRenderedPageBreak/>
-        <w:t>Fine-Tune Epoch [5/5] - Loss: 0.7794, Accuracy: 77.95%, F1-score: 0.7787</w:t>
-      </w:r>
-    </w:p>
-    <w:p>
-      <w:pPr>
-        <w:rPr>
-          <w:rFonts w:ascii="Times New Roman" w:hAnsi="Times New Roman" w:cs="Times New Roman"/>
-        </w:rPr>
-      </w:pPr>
-      <w:r>
-        <w:rPr>
-          <w:rFonts w:ascii="Times New Roman" w:hAnsi="Times New Roman" w:cs="Times New Roman"/>
-        </w:rPr>
         <w:t xml:space="preserve">After ResNet-34, we applied the same fine-tuning strategy to </w:t>
       </w:r>
       <w:r>
@@ -935,21 +836,7 @@
         <w:rPr>
           <w:rFonts w:ascii="Times New Roman" w:hAnsi="Times New Roman" w:cs="Times New Roman"/>
         </w:rPr>
-        <w:t xml:space="preserve">10 (initial </w:t>
-      </w:r>
-      <w:proofErr w:type="gramStart"/>
-      <w:r>
-        <w:rPr>
-          <w:rFonts w:ascii="Times New Roman" w:hAnsi="Times New Roman" w:cs="Times New Roman"/>
-        </w:rPr>
-        <w:t>training)+</w:t>
-      </w:r>
-      <w:proofErr w:type="gramEnd"/>
-      <w:r>
-        <w:rPr>
-          <w:rFonts w:ascii="Times New Roman" w:hAnsi="Times New Roman" w:cs="Times New Roman"/>
-        </w:rPr>
-        <w:t xml:space="preserve"> 5(fine-tuning)+(10 full-finetuning) </w:t>
+        <w:t xml:space="preserve">10 (initial training)+ 5(fine-tuning)+(10 full-finetuning) </w:t>
       </w:r>
       <w:r>
         <w:rPr>
@@ -1059,44 +946,15 @@
         </w:rPr>
         <w:t>(</w:t>
       </w:r>
-      <w:proofErr w:type="spellStart"/>
-      <w:r>
-        <w:rPr>
-          <w:rFonts w:ascii="Times New Roman" w:hAnsi="Times New Roman" w:cs="Times New Roman"/>
-        </w:rPr>
-        <w:fldChar w:fldCharType="begin"/>
-      </w:r>
-      <w:r>
-        <w:rPr>
-          <w:rFonts w:ascii="Times New Roman" w:hAnsi="Times New Roman" w:cs="Times New Roman"/>
-        </w:rPr>
-        <w:instrText>HYPERLINK "https://wandb.ai/usf-alpha-neurons/resnet_transfer_learning"</w:instrText>
-      </w:r>
-      <w:r>
-        <w:rPr>
-          <w:rFonts w:ascii="Times New Roman" w:hAnsi="Times New Roman" w:cs="Times New Roman"/>
-        </w:rPr>
-      </w:r>
-      <w:r>
-        <w:rPr>
-          <w:rFonts w:ascii="Times New Roman" w:hAnsi="Times New Roman" w:cs="Times New Roman"/>
-        </w:rPr>
-        <w:fldChar w:fldCharType="separate"/>
-      </w:r>
-      <w:r>
-        <w:rPr>
-          <w:rStyle w:val="Hyperlink"/>
-          <w:rFonts w:ascii="Times New Roman" w:hAnsi="Times New Roman" w:cs="Times New Roman"/>
-        </w:rPr>
-        <w:t>Resnet_transfer_learning</w:t>
-      </w:r>
-      <w:proofErr w:type="spellEnd"/>
-      <w:r>
-        <w:rPr>
-          <w:rFonts w:ascii="Times New Roman" w:hAnsi="Times New Roman" w:cs="Times New Roman"/>
-        </w:rPr>
-        <w:fldChar w:fldCharType="end"/>
-      </w:r>
+      <w:hyperlink r:id="rId7" w:history="1">
+        <w:r>
+          <w:rPr>
+            <w:rStyle w:val="Hyperlink"/>
+            <w:rFonts w:ascii="Times New Roman" w:hAnsi="Times New Roman" w:cs="Times New Roman"/>
+          </w:rPr>
+          <w:t>Resnet_transfer_learning</w:t>
+        </w:r>
+      </w:hyperlink>
       <w:r>
         <w:rPr>
           <w:rFonts w:ascii="Times New Roman" w:hAnsi="Times New Roman" w:cs="Times New Roman"/>
@@ -1461,7 +1319,6 @@
           <w:b/>
           <w:bCs/>
         </w:rPr>
-        <w:lastRenderedPageBreak/>
         <w:t>Final Train F1-score</w:t>
       </w:r>
       <w:r>
@@ -1487,6 +1344,7 @@
           <w:b/>
           <w:bCs/>
         </w:rPr>
+        <w:lastRenderedPageBreak/>
         <w:t>Fine-Tune Loss</w:t>
       </w:r>
       <w:r>
@@ -2489,21 +2347,22 @@
         <w:rPr>
           <w:rFonts w:ascii="Times New Roman" w:hAnsi="Times New Roman" w:cs="Times New Roman"/>
         </w:rPr>
+        <w:t>Metrics for the final model</w:t>
+      </w:r>
+    </w:p>
+    <w:p>
+      <w:pPr>
+        <w:ind w:hanging="450"/>
+        <w:rPr>
+          <w:rFonts w:ascii="Times New Roman" w:hAnsi="Times New Roman" w:cs="Times New Roman"/>
+        </w:rPr>
+      </w:pPr>
+      <w:r>
+        <w:rPr>
+          <w:rFonts w:ascii="Times New Roman" w:hAnsi="Times New Roman" w:cs="Times New Roman"/>
+          <w:noProof/>
+        </w:rPr>
         <w:lastRenderedPageBreak/>
-        <w:t>Metrics for the final model</w:t>
-      </w:r>
-    </w:p>
-    <w:p>
-      <w:pPr>
-        <w:ind w:hanging="450"/>
-        <w:rPr>
-          <w:rFonts w:ascii="Times New Roman" w:hAnsi="Times New Roman" w:cs="Times New Roman"/>
-        </w:rPr>
-      </w:pPr>
-      <w:r>
-        <w:rPr>
-          <w:rFonts w:ascii="Times New Roman" w:hAnsi="Times New Roman" w:cs="Times New Roman"/>
-        </w:rPr>
         <w:drawing>
           <wp:inline distT="0" distB="0" distL="0" distR="0" wp14:anchorId="4C47D1B0" wp14:editId="1EB76061">
             <wp:extent cx="6682740" cy="2981530"/>
@@ -2520,7 +2379,7 @@
                     <pic:cNvPicPr/>
                   </pic:nvPicPr>
                   <pic:blipFill>
-                    <a:blip r:embed="rId7"/>
+                    <a:blip r:embed="rId8"/>
                     <a:stretch>
                       <a:fillRect/>
                     </a:stretch>
@@ -2585,6 +2444,7 @@
       <w:r>
         <w:rPr>
           <w:rFonts w:ascii="Times New Roman" w:hAnsi="Times New Roman" w:cs="Times New Roman"/>
+          <w:noProof/>
         </w:rPr>
         <w:drawing>
           <wp:inline distT="0" distB="0" distL="0" distR="0" wp14:anchorId="79E0F8E1" wp14:editId="5141E2A2">
@@ -2602,7 +2462,7 @@
                     <pic:cNvPicPr/>
                   </pic:nvPicPr>
                   <pic:blipFill>
-                    <a:blip r:embed="rId8"/>
+                    <a:blip r:embed="rId9"/>
                     <a:stretch>
                       <a:fillRect/>
                     </a:stretch>
@@ -2634,6 +2494,7 @@
       <w:r>
         <w:rPr>
           <w:rFonts w:ascii="Times New Roman" w:hAnsi="Times New Roman" w:cs="Times New Roman"/>
+          <w:noProof/>
         </w:rPr>
         <w:lastRenderedPageBreak/>
         <w:drawing>
@@ -2652,7 +2513,7 @@
                     <pic:cNvPicPr/>
                   </pic:nvPicPr>
                   <pic:blipFill>
-                    <a:blip r:embed="rId9"/>
+                    <a:blip r:embed="rId10"/>
                     <a:stretch>
                       <a:fillRect/>
                     </a:stretch>
@@ -2734,7 +2595,7 @@
                     </pic:cNvPicPr>
                   </pic:nvPicPr>
                   <pic:blipFill>
-                    <a:blip r:embed="rId10">
+                    <a:blip r:embed="rId11">
                       <a:extLst>
                         <a:ext uri="{28A0092B-C50C-407E-A947-70E740481C1C}">
                           <a14:useLocalDpi xmlns:a14="http://schemas.microsoft.com/office/drawing/2010/main" val="0"/>
@@ -2991,13 +2852,7 @@
         <w:rPr>
           <w:rFonts w:ascii="Times New Roman" w:hAnsi="Times New Roman" w:cs="Times New Roman"/>
         </w:rPr>
-        <w:t>Tuning</w:t>
-      </w:r>
-      <w:r>
-        <w:rPr>
-          <w:rFonts w:ascii="Times New Roman" w:hAnsi="Times New Roman" w:cs="Times New Roman"/>
-        </w:rPr>
-        <w:t xml:space="preserve"> higher layers would help to extract higher quality data</w:t>
+        <w:t>Tuning higher layers would help to extract higher quality data</w:t>
       </w:r>
       <w:r>
         <w:rPr>
@@ -3212,21 +3067,7 @@
         <w:rPr>
           <w:rFonts w:ascii="Times New Roman" w:hAnsi="Times New Roman" w:cs="Times New Roman"/>
         </w:rPr>
-        <w:t xml:space="preserve"> (e.g., Vision Transformers, </w:t>
-      </w:r>
-      <w:proofErr w:type="spellStart"/>
-      <w:r>
-        <w:rPr>
-          <w:rFonts w:ascii="Times New Roman" w:hAnsi="Times New Roman" w:cs="Times New Roman"/>
-        </w:rPr>
-        <w:t>EfficientNet</w:t>
-      </w:r>
-      <w:proofErr w:type="spellEnd"/>
-      <w:r>
-        <w:rPr>
-          <w:rFonts w:ascii="Times New Roman" w:hAnsi="Times New Roman" w:cs="Times New Roman"/>
-        </w:rPr>
-        <w:t>).</w:t>
+        <w:t xml:space="preserve"> (e.g., Vision Transformers, EfficientNet).</w:t>
       </w:r>
     </w:p>
     <w:p>
@@ -3329,18 +3170,8 @@
           <w:b/>
           <w:bCs/>
         </w:rPr>
-        <w:t>Flask/</w:t>
-      </w:r>
-      <w:proofErr w:type="spellStart"/>
-      <w:r>
-        <w:rPr>
-          <w:rFonts w:ascii="Times New Roman" w:hAnsi="Times New Roman" w:cs="Times New Roman"/>
-          <w:b/>
-          <w:bCs/>
-        </w:rPr>
-        <w:t>Streamlit</w:t>
-      </w:r>
-      <w:proofErr w:type="spellEnd"/>
+        <w:t>Flask/Streamlit</w:t>
+      </w:r>
       <w:r>
         <w:rPr>
           <w:rFonts w:ascii="Times New Roman" w:hAnsi="Times New Roman" w:cs="Times New Roman"/>
@@ -3395,43 +3226,19 @@
           <w:rFonts w:ascii="Times New Roman" w:hAnsi="Times New Roman" w:cs="Times New Roman"/>
         </w:rPr>
       </w:pPr>
-      <w:proofErr w:type="spellStart"/>
-      <w:r>
-        <w:rPr>
-          <w:rFonts w:ascii="Times New Roman" w:hAnsi="Times New Roman" w:cs="Times New Roman"/>
-          <w:b/>
-          <w:bCs/>
-        </w:rPr>
-        <w:t>ResNet</w:t>
-      </w:r>
-      <w:proofErr w:type="spellEnd"/>
-      <w:r>
-        <w:rPr>
-          <w:rFonts w:ascii="Times New Roman" w:hAnsi="Times New Roman" w:cs="Times New Roman"/>
-          <w:b/>
-          <w:bCs/>
-        </w:rPr>
-        <w:t xml:space="preserve"> Architecture</w:t>
-      </w:r>
-      <w:r>
-        <w:rPr>
-          <w:rFonts w:ascii="Times New Roman" w:hAnsi="Times New Roman" w:cs="Times New Roman"/>
-        </w:rPr>
-        <w:t xml:space="preserve"> - He, Kaiming, </w:t>
-      </w:r>
-      <w:proofErr w:type="spellStart"/>
-      <w:r>
-        <w:rPr>
-          <w:rFonts w:ascii="Times New Roman" w:hAnsi="Times New Roman" w:cs="Times New Roman"/>
-        </w:rPr>
-        <w:t>Xiangyu</w:t>
-      </w:r>
-      <w:proofErr w:type="spellEnd"/>
-      <w:r>
-        <w:rPr>
-          <w:rFonts w:ascii="Times New Roman" w:hAnsi="Times New Roman" w:cs="Times New Roman"/>
-        </w:rPr>
-        <w:t xml:space="preserve"> Zhang, Shaoqing Ren, and Jian Sun. </w:t>
+      <w:r>
+        <w:rPr>
+          <w:rFonts w:ascii="Times New Roman" w:hAnsi="Times New Roman" w:cs="Times New Roman"/>
+          <w:b/>
+          <w:bCs/>
+        </w:rPr>
+        <w:t>ResNet Architecture</w:t>
+      </w:r>
+      <w:r>
+        <w:rPr>
+          <w:rFonts w:ascii="Times New Roman" w:hAnsi="Times New Roman" w:cs="Times New Roman"/>
+        </w:rPr>
+        <w:t xml:space="preserve"> - He, Kaiming, Xiangyu Zhang, Shaoqing Ren, and Jian Sun. </w:t>
       </w:r>
       <w:r>
         <w:rPr>
@@ -3447,7 +3254,7 @@
         </w:rPr>
         <w:t xml:space="preserve"> CVPR, 2016. [</w:t>
       </w:r>
-      <w:hyperlink r:id="rId11" w:tgtFrame="_new" w:history="1">
+      <w:hyperlink r:id="rId12" w:tgtFrame="_new" w:history="1">
         <w:r>
           <w:rPr>
             <w:rStyle w:val="Hyperlink"/>
@@ -3473,23 +3280,13 @@
           <w:rFonts w:ascii="Times New Roman" w:hAnsi="Times New Roman" w:cs="Times New Roman"/>
         </w:rPr>
       </w:pPr>
-      <w:proofErr w:type="spellStart"/>
-      <w:r>
-        <w:rPr>
-          <w:rFonts w:ascii="Times New Roman" w:hAnsi="Times New Roman" w:cs="Times New Roman"/>
-          <w:b/>
-          <w:bCs/>
-        </w:rPr>
-        <w:t>PyTorch</w:t>
-      </w:r>
-      <w:proofErr w:type="spellEnd"/>
-      <w:r>
-        <w:rPr>
-          <w:rFonts w:ascii="Times New Roman" w:hAnsi="Times New Roman" w:cs="Times New Roman"/>
-          <w:b/>
-          <w:bCs/>
-        </w:rPr>
-        <w:t xml:space="preserve"> Documentation</w:t>
+      <w:r>
+        <w:rPr>
+          <w:rFonts w:ascii="Times New Roman" w:hAnsi="Times New Roman" w:cs="Times New Roman"/>
+          <w:b/>
+          <w:bCs/>
+        </w:rPr>
+        <w:t>PyTorch Documentation</w:t>
       </w:r>
       <w:r>
         <w:rPr>
@@ -3497,41 +3294,13 @@
         </w:rPr>
         <w:t xml:space="preserve"> - </w:t>
       </w:r>
-      <w:proofErr w:type="spellStart"/>
       <w:r>
         <w:rPr>
           <w:rFonts w:ascii="Times New Roman" w:hAnsi="Times New Roman" w:cs="Times New Roman"/>
           <w:i/>
           <w:iCs/>
         </w:rPr>
-        <w:t>PyTorch</w:t>
-      </w:r>
-      <w:proofErr w:type="spellEnd"/>
-      <w:r>
-        <w:rPr>
-          <w:rFonts w:ascii="Times New Roman" w:hAnsi="Times New Roman" w:cs="Times New Roman"/>
-          <w:i/>
-          <w:iCs/>
-        </w:rPr>
-        <w:t xml:space="preserve">: An </w:t>
-      </w:r>
-      <w:proofErr w:type="gramStart"/>
-      <w:r>
-        <w:rPr>
-          <w:rFonts w:ascii="Times New Roman" w:hAnsi="Times New Roman" w:cs="Times New Roman"/>
-          <w:i/>
-          <w:iCs/>
-        </w:rPr>
-        <w:t>Open Source</w:t>
-      </w:r>
-      <w:proofErr w:type="gramEnd"/>
-      <w:r>
-        <w:rPr>
-          <w:rFonts w:ascii="Times New Roman" w:hAnsi="Times New Roman" w:cs="Times New Roman"/>
-          <w:i/>
-          <w:iCs/>
-        </w:rPr>
-        <w:t xml:space="preserve"> Machine Learning Framework.</w:t>
+        <w:t>PyTorch: An Open Source Machine Learning Framework.</w:t>
       </w:r>
     </w:p>
     <w:p>
@@ -3577,25 +3346,13 @@
           <w:rFonts w:ascii="Times New Roman" w:hAnsi="Times New Roman" w:cs="Times New Roman"/>
         </w:rPr>
       </w:pPr>
-      <w:proofErr w:type="spellStart"/>
-      <w:proofErr w:type="gramStart"/>
-      <w:r>
-        <w:rPr>
-          <w:rFonts w:ascii="Times New Roman" w:hAnsi="Times New Roman" w:cs="Times New Roman"/>
-          <w:b/>
-          <w:bCs/>
-        </w:rPr>
-        <w:t>torchvision.models</w:t>
-      </w:r>
-      <w:proofErr w:type="spellEnd"/>
-      <w:proofErr w:type="gramEnd"/>
-      <w:r>
-        <w:rPr>
-          <w:rFonts w:ascii="Times New Roman" w:hAnsi="Times New Roman" w:cs="Times New Roman"/>
-          <w:b/>
-          <w:bCs/>
-        </w:rPr>
-        <w:t xml:space="preserve"> ResNet50</w:t>
+      <w:r>
+        <w:rPr>
+          <w:rFonts w:ascii="Times New Roman" w:hAnsi="Times New Roman" w:cs="Times New Roman"/>
+          <w:b/>
+          <w:bCs/>
+        </w:rPr>
+        <w:t>torchvision.models ResNet50</w:t>
       </w:r>
       <w:r>
         <w:rPr>
@@ -3609,25 +3366,7 @@
           <w:i/>
           <w:iCs/>
         </w:rPr>
-        <w:t xml:space="preserve">Pre-trained deep learning models in </w:t>
-      </w:r>
-      <w:proofErr w:type="spellStart"/>
-      <w:r>
-        <w:rPr>
-          <w:rFonts w:ascii="Times New Roman" w:hAnsi="Times New Roman" w:cs="Times New Roman"/>
-          <w:i/>
-          <w:iCs/>
-        </w:rPr>
-        <w:t>torchvision</w:t>
-      </w:r>
-      <w:proofErr w:type="spellEnd"/>
-      <w:r>
-        <w:rPr>
-          <w:rFonts w:ascii="Times New Roman" w:hAnsi="Times New Roman" w:cs="Times New Roman"/>
-          <w:i/>
-          <w:iCs/>
-        </w:rPr>
-        <w:t>.</w:t>
+        <w:t>Pre-trained deep learning models in torchvision.</w:t>
       </w:r>
     </w:p>
     <w:p>
@@ -3669,8 +3408,7 @@
         </w:rPr>
         <w:t xml:space="preserve">Weights and Biases Project : </w:t>
       </w:r>
-      <w:hyperlink r:id="rId12" w:history="1">
-        <w:proofErr w:type="spellStart"/>
+      <w:hyperlink r:id="rId13" w:history="1">
         <w:r>
           <w:rPr>
             <w:rStyle w:val="Hyperlink"/>
@@ -3678,7 +3416,6 @@
           </w:rPr>
           <w:t>Resnet_transfer_learning</w:t>
         </w:r>
-        <w:proofErr w:type="spellEnd"/>
       </w:hyperlink>
     </w:p>
     <w:p>
@@ -3698,7 +3435,7 @@
         </w:rPr>
         <w:t xml:space="preserve">Artifacts: </w:t>
       </w:r>
-      <w:hyperlink r:id="rId13" w:history="1">
+      <w:hyperlink r:id="rId14" w:history="1">
         <w:r>
           <w:rPr>
             <w:rStyle w:val="Hyperlink"/>
@@ -3719,19 +3456,11 @@
           <w:rFonts w:ascii="Times New Roman" w:hAnsi="Times New Roman" w:cs="Times New Roman"/>
         </w:rPr>
       </w:pPr>
-      <w:proofErr w:type="gramStart"/>
-      <w:r>
-        <w:rPr>
-          <w:rFonts w:ascii="Times New Roman" w:hAnsi="Times New Roman" w:cs="Times New Roman"/>
-        </w:rPr>
-        <w:t>README.md :</w:t>
-      </w:r>
-      <w:proofErr w:type="gramEnd"/>
-      <w:r>
-        <w:rPr>
-          <w:rFonts w:ascii="Times New Roman" w:hAnsi="Times New Roman" w:cs="Times New Roman"/>
-        </w:rPr>
-        <w:t xml:space="preserve">        </w:t>
+      <w:r>
+        <w:rPr>
+          <w:rFonts w:ascii="Times New Roman" w:hAnsi="Times New Roman" w:cs="Times New Roman"/>
+        </w:rPr>
+        <w:t xml:space="preserve">README.md :        </w:t>
       </w:r>
     </w:p>
     <w:p>
@@ -3765,10 +3494,10 @@
             <v:path o:extrusionok="f" gradientshapeok="t" o:connecttype="rect"/>
             <o:lock v:ext="edit" aspectratio="t"/>
           </v:shapetype>
-          <v:shape id="_x0000_i1045" type="#_x0000_t75" style="width:75.6pt;height:49.2pt" o:ole="">
-            <v:imagedata r:id="rId14" o:title=""/>
+          <v:shape id="_x0000_i1025" type="#_x0000_t75" style="width:75.6pt;height:49.2pt" o:ole="">
+            <v:imagedata r:id="rId15" o:title=""/>
           </v:shape>
-          <o:OLEObject Type="Embed" ProgID="Package" ShapeID="_x0000_i1045" DrawAspect="Icon" ObjectID="_1804337988" r:id="rId15"/>
+          <o:OLEObject Type="Embed" ProgID="Package" ShapeID="_x0000_i1025" DrawAspect="Icon" ObjectID="_1807639890" r:id="rId16"/>
         </w:object>
       </w:r>
     </w:p>
@@ -6610,6 +6339,7 @@
   <w:style w:type="character" w:default="1" w:styleId="DefaultParagraphFont">
     <w:name w:val="Default Paragraph Font"/>
     <w:uiPriority w:val="1"/>
+    <w:semiHidden/>
     <w:unhideWhenUsed/>
   </w:style>
   <w:style w:type="table" w:default="1" w:styleId="TableNormal">
